--- a/docs/Workshop/sitzung-2-4-klimagerechtigkeit.docx
+++ b/docs/Workshop/sitzung-2-4-klimagerechtigkeit.docx
@@ -34,7 +34,7 @@
         <w:t xml:space="preserve"> </w:t>
       </w:r>
       <w:r>
-        <w:t xml:space="preserve">Lässt sich ein Bezug zum youcoN-Schwerpunktthema</w:t>
+        <w:t xml:space="preserve">Lässt sich ein Bezug zwischen dem Ressourcenverbrauch und</w:t>
       </w:r>
       <w:r>
         <w:t xml:space="preserve"> </w:t>

--- a/docs/Workshop/sitzung-2-4-klimagerechtigkeit.docx
+++ b/docs/Workshop/sitzung-2-4-klimagerechtigkeit.docx
@@ -34,7 +34,7 @@
         <w:t xml:space="preserve"> </w:t>
       </w:r>
       <w:r>
-        <w:t xml:space="preserve">Lässt sich ein Bezug zwischen dem Ressourcenverbrauch und</w:t>
+        <w:t xml:space="preserve">Lässt sich ein Bezug zwischen dem Ressourcenverbrauch der Kühe und den</w:t>
       </w:r>
       <w:r>
         <w:t xml:space="preserve"> </w:t>
@@ -44,7 +44,7 @@
           <w:b/>
           <w:bCs/>
         </w:rPr>
-        <w:t xml:space="preserve">Klimagerechtigkeit</w:t>
+        <w:t xml:space="preserve">vielfältigen Krisen, die das Leben auf unserem Planeten gefährden</w:t>
       </w:r>
       <w:r>
         <w:t xml:space="preserve"> </w:t>
